--- a/public/application-forms/2026/Individual/worker/EFG-Course-Registration-Individual-OBL.docx
+++ b/public/application-forms/2026/Individual/worker/EFG-Course-Registration-Individual-OBL.docx
@@ -2,116 +2,6 @@
 <file path=word/document.xml><?xml version="1.0" encoding="utf-8"?>
 <w:document xmlns:wpc="http://schemas.microsoft.com/office/word/2010/wordprocessingCanvas" xmlns:cx="http://schemas.microsoft.com/office/drawing/2014/chartex" xmlns:cx1="http://schemas.microsoft.com/office/drawing/2015/9/8/chartex" xmlns:cx2="http://schemas.microsoft.com/office/drawing/2015/10/21/chartex" xmlns:cx3="http://schemas.microsoft.com/office/drawing/2016/5/9/chartex" xmlns:cx4="http://schemas.microsoft.com/office/drawing/2016/5/10/chartex" xmlns:cx5="http://schemas.microsoft.com/office/drawing/2016/5/11/chartex" xmlns:cx6="http://schemas.microsoft.com/office/drawing/2016/5/12/chartex" xmlns:cx7="http://schemas.microsoft.com/office/drawing/2016/5/13/chartex" xmlns:cx8="http://schemas.microsoft.com/office/drawing/2016/5/14/chartex" xmlns:mc="http://schemas.openxmlformats.org/markup-compatibility/2006" xmlns:aink="http://schemas.microsoft.com/office/drawing/2016/ink" xmlns:am3d="http://schemas.microsoft.com/office/drawing/2017/model3d" xmlns:o="urn:schemas-microsoft-com:office:office" xmlns:oel="http://schemas.microsoft.com/office/2019/extlst" xmlns:r="http://schemas.openxmlformats.org/officeDocument/2006/relationships" xmlns:m="http://schemas.openxmlformats.org/officeDocument/2006/math" xmlns:v="urn:schemas-microsoft-com:vml" xmlns:wp14="http://schemas.microsoft.com/office/word/2010/wordprocessingDrawing" xmlns:wp="http://schemas.openxmlformats.org/drawingml/2006/wordprocessingDrawing" xmlns:w10="urn:schemas-microsoft-com:office:word" xmlns:w="http://schemas.openxmlformats.org/wordprocessingml/2006/main" xmlns:w14="http://schemas.microsoft.com/office/word/2010/wordml" xmlns:w15="http://schemas.microsoft.com/office/word/2012/wordml" xmlns:w16cex="http://schemas.microsoft.com/office/word/2018/wordml/cex" xmlns:w16cid="http://schemas.microsoft.com/office/word/2016/wordml/cid" xmlns:w16="http://schemas.microsoft.com/office/word/2018/wordml" xmlns:w16du="http://schemas.microsoft.com/office/word/2023/wordml/word16du" xmlns:w16sdtdh="http://schemas.microsoft.com/office/word/2020/wordml/sdtdatahash" xmlns:w16sdtfl="http://schemas.microsoft.com/office/word/2024/wordml/sdtformatlock" xmlns:w16se="http://schemas.microsoft.com/office/word/2015/wordml/symex" xmlns:wpg="http://schemas.microsoft.com/office/word/2010/wordprocessingGroup" xmlns:wpi="http://schemas.microsoft.com/office/word/2010/wordprocessingInk" xmlns:wne="http://schemas.microsoft.com/office/word/2006/wordml" xmlns:wps="http://schemas.microsoft.com/office/word/2010/wordprocessingShape" mc:Ignorable="w14 w15 w16se w16cid w16 w16cex w16sdtdh w16sdtfl w16du wp14">
   <w:body>
-    <w:p>
-      <w:pPr>
-        <w:pStyle w:val="Title"/>
-      </w:pPr>
-      <w:r>
-        <w:rPr>
-          <w:noProof/>
-        </w:rPr>
-        <w:drawing>
-          <wp:anchor distT="0" distB="0" distL="0" distR="0" simplePos="0" relativeHeight="251658240" behindDoc="0" locked="0" layoutInCell="1" allowOverlap="1" wp14:anchorId="2FD7A950" wp14:editId="7F8727E4">
-            <wp:simplePos x="0" y="0"/>
-            <wp:positionH relativeFrom="page">
-              <wp:posOffset>548640</wp:posOffset>
-            </wp:positionH>
-            <wp:positionV relativeFrom="paragraph">
-              <wp:posOffset>103323</wp:posOffset>
-            </wp:positionV>
-            <wp:extent cx="655178" cy="568590"/>
-            <wp:effectExtent l="0" t="0" r="0" b="0"/>
-            <wp:wrapNone/>
-            <wp:docPr id="9" name="Image 9"/>
-            <wp:cNvGraphicFramePr/>
-            <a:graphic xmlns:a="http://schemas.openxmlformats.org/drawingml/2006/main">
-              <a:graphicData uri="http://schemas.openxmlformats.org/drawingml/2006/picture">
-                <pic:pic xmlns:pic="http://schemas.openxmlformats.org/drawingml/2006/picture">
-                  <pic:nvPicPr>
-                    <pic:cNvPr id="9" name="Image 9"/>
-                    <pic:cNvPicPr/>
-                  </pic:nvPicPr>
-                  <pic:blipFill>
-                    <a:blip r:embed="rId7" cstate="print"/>
-                    <a:stretch>
-                      <a:fillRect/>
-                    </a:stretch>
-                  </pic:blipFill>
-                  <pic:spPr>
-                    <a:xfrm>
-                      <a:off x="0" y="0"/>
-                      <a:ext cx="655178" cy="568590"/>
-                    </a:xfrm>
-                    <a:prstGeom prst="rect">
-                      <a:avLst/>
-                    </a:prstGeom>
-                  </pic:spPr>
-                </pic:pic>
-              </a:graphicData>
-            </a:graphic>
-          </wp:anchor>
-        </w:drawing>
-      </w:r>
-      <w:r>
-        <w:rPr>
-          <w:color w:val="006FC0"/>
-        </w:rPr>
-        <w:t>EFG</w:t>
-      </w:r>
-      <w:r>
-        <w:rPr>
-          <w:color w:val="006FC0"/>
-          <w:spacing w:val="-5"/>
-        </w:rPr>
-        <w:t xml:space="preserve"> </w:t>
-      </w:r>
-      <w:r>
-        <w:rPr>
-          <w:color w:val="006FC0"/>
-        </w:rPr>
-        <w:t>TRAINING</w:t>
-      </w:r>
-      <w:r>
-        <w:rPr>
-          <w:color w:val="006FC0"/>
-          <w:spacing w:val="-2"/>
-        </w:rPr>
-        <w:t xml:space="preserve"> </w:t>
-      </w:r>
-      <w:r>
-        <w:rPr>
-          <w:color w:val="006FC0"/>
-        </w:rPr>
-        <w:t>SERVICES</w:t>
-      </w:r>
-      <w:r>
-        <w:rPr>
-          <w:color w:val="006FC0"/>
-          <w:spacing w:val="-2"/>
-        </w:rPr>
-        <w:t xml:space="preserve"> </w:t>
-      </w:r>
-      <w:r>
-        <w:rPr>
-          <w:color w:val="006FC0"/>
-        </w:rPr>
-        <w:t>PRIVATE</w:t>
-      </w:r>
-      <w:r>
-        <w:rPr>
-          <w:color w:val="006FC0"/>
-          <w:spacing w:val="-6"/>
-        </w:rPr>
-        <w:t xml:space="preserve"> </w:t>
-      </w:r>
-      <w:r>
-        <w:rPr>
-          <w:color w:val="006FC0"/>
-          <w:spacing w:val="-5"/>
-        </w:rPr>
-        <w:t>LTD</w:t>
-      </w:r>
-    </w:p>
     <w:p>
       <w:pPr>
         <w:pStyle w:val="BodyText"/>
@@ -1030,39 +920,6 @@
           </mc:Fallback>
         </mc:AlternateContent>
       </w:r>
-      <w:r>
-        <w:t>INDIVIDUAL</w:t>
-      </w:r>
-      <w:r>
-        <w:rPr>
-          <w:spacing w:val="-19"/>
-        </w:rPr>
-        <w:t xml:space="preserve"> </w:t>
-      </w:r>
-      <w:r>
-        <w:t>COURSE</w:t>
-      </w:r>
-      <w:r>
-        <w:rPr>
-          <w:spacing w:val="-9"/>
-        </w:rPr>
-        <w:t xml:space="preserve"> </w:t>
-      </w:r>
-      <w:r>
-        <w:t>PRE-REGISTRATION</w:t>
-      </w:r>
-      <w:r>
-        <w:rPr>
-          <w:spacing w:val="-14"/>
-        </w:rPr>
-        <w:t xml:space="preserve"> </w:t>
-      </w:r>
-      <w:r>
-        <w:rPr>
-          <w:spacing w:val="-4"/>
-        </w:rPr>
-        <w:t>FORM</w:t>
-      </w:r>
     </w:p>
     <w:p>
       <w:pPr>
@@ -9821,6 +9678,7 @@
     <w:p>
       <w:pPr>
         <w:sectPr>
+          <w:headerReference w:type="default" r:id="rId7"/>
           <w:footerReference w:type="default" r:id="rId8"/>
           <w:type w:val="continuous"/>
           <w:pgSz w:w="11910" w:h="16840"/>
@@ -10183,27 +10041,7 @@
           <w:szCs w:val="24"/>
           <w:lang w:val="en-SG" w:eastAsia="zh-TW"/>
         </w:rPr>
-        <w:t xml:space="preserve">: To qualify for </w:t>
-      </w:r>
-      <w:proofErr w:type="spellStart"/>
-      <w:r>
-        <w:rPr>
-          <w:rFonts w:ascii="Calibri" w:eastAsia="Times New Roman" w:hAnsi="Calibri" w:cs="Calibri"/>
-          <w:sz w:val="24"/>
-          <w:szCs w:val="24"/>
-          <w:lang w:val="en-SG" w:eastAsia="zh-TW"/>
-        </w:rPr>
-        <w:t>SkillsFuture</w:t>
-      </w:r>
-      <w:proofErr w:type="spellEnd"/>
-      <w:r>
-        <w:rPr>
-          <w:rFonts w:ascii="Calibri" w:eastAsia="Times New Roman" w:hAnsi="Calibri" w:cs="Calibri"/>
-          <w:sz w:val="24"/>
-          <w:szCs w:val="24"/>
-          <w:lang w:val="en-SG" w:eastAsia="zh-TW"/>
-        </w:rPr>
-        <w:t xml:space="preserve"> Singapore (SSG), the trainee must be receiving at least </w:t>
+        <w:t xml:space="preserve">: To qualify for SkillsFuture Singapore (SSG), the trainee must be receiving at least </w:t>
       </w:r>
       <w:r>
         <w:rPr>
@@ -10495,27 +10333,7 @@
           <w:sz w:val="24"/>
           <w:szCs w:val="24"/>
         </w:rPr>
-        <w:t xml:space="preserve">       Singapore Citizens/Singapore Permanent Residents applying for grants- mandatory to take attendance using </w:t>
-      </w:r>
-      <w:proofErr w:type="spellStart"/>
-      <w:r>
-        <w:rPr>
-          <w:rFonts w:ascii="Calibri" w:eastAsia="Times New Roman" w:hAnsi="Calibri" w:cs="Calibri"/>
-          <w:b/>
-          <w:sz w:val="24"/>
-          <w:szCs w:val="24"/>
-        </w:rPr>
-        <w:t>Singpass</w:t>
-      </w:r>
-      <w:proofErr w:type="spellEnd"/>
-      <w:r>
-        <w:rPr>
-          <w:rFonts w:ascii="Calibri" w:eastAsia="Times New Roman" w:hAnsi="Calibri" w:cs="Calibri"/>
-          <w:b/>
-          <w:sz w:val="24"/>
-          <w:szCs w:val="24"/>
-        </w:rPr>
-        <w:t xml:space="preserve"> App</w:t>
+        <w:t xml:space="preserve">       Singapore Citizens/Singapore Permanent Residents applying for grants- mandatory to take attendance using Singpass App</w:t>
       </w:r>
     </w:p>
     <w:p>
@@ -13128,21 +12946,12 @@
                               </w:rPr>
                               <w:t xml:space="preserve"> </w:t>
                             </w:r>
-                            <w:proofErr w:type="spellStart"/>
                             <w:r>
                               <w:rPr>
                                 <w:rFonts w:ascii="Calibri" w:eastAsia="Times New Roman" w:hAnsi="Calibri" w:cs="Calibri"/>
                                 <w:lang w:bidi="ta-IN"/>
                               </w:rPr>
-                              <w:t>Cheque</w:t>
-                            </w:r>
-                            <w:proofErr w:type="spellEnd"/>
-                            <w:r>
-                              <w:rPr>
-                                <w:rFonts w:ascii="Calibri" w:eastAsia="Times New Roman" w:hAnsi="Calibri" w:cs="Calibri"/>
-                                <w:lang w:bidi="ta-IN"/>
-                              </w:rPr>
-                              <w:t xml:space="preserve"> No. __________  </w:t>
+                              <w:t xml:space="preserve">Cheque No. __________  </w:t>
                             </w:r>
                             <w:r>
                               <w:rPr>
@@ -13566,21 +13375,12 @@
                         </w:rPr>
                         <w:t xml:space="preserve"> </w:t>
                       </w:r>
-                      <w:proofErr w:type="spellStart"/>
                       <w:r>
                         <w:rPr>
                           <w:rFonts w:ascii="Calibri" w:eastAsia="Times New Roman" w:hAnsi="Calibri" w:cs="Calibri"/>
                           <w:lang w:bidi="ta-IN"/>
                         </w:rPr>
-                        <w:t>Cheque</w:t>
-                      </w:r>
-                      <w:proofErr w:type="spellEnd"/>
-                      <w:r>
-                        <w:rPr>
-                          <w:rFonts w:ascii="Calibri" w:eastAsia="Times New Roman" w:hAnsi="Calibri" w:cs="Calibri"/>
-                          <w:lang w:bidi="ta-IN"/>
-                        </w:rPr>
-                        <w:t xml:space="preserve"> No. __________  </w:t>
+                        <w:t xml:space="preserve">Cheque No. __________  </w:t>
                       </w:r>
                       <w:r>
                         <w:rPr>
@@ -16636,21 +16436,7 @@
           <w:rFonts w:ascii="Calibri Light" w:eastAsia="SimSun" w:hAnsi="Calibri Light" w:cs="Calibri Light"/>
           <w:lang w:val="en-SG"/>
         </w:rPr>
-        <w:instrText xml:space="preserve"> </w:instrText>
-      </w:r>
-      <w:r>
-        <w:rPr>
-          <w:rFonts w:ascii="Calibri Light" w:eastAsia="SimSun" w:hAnsi="Calibri Light" w:cs="Calibri Light"/>
-          <w:lang w:val="en-SG"/>
-        </w:rPr>
-        <w:instrText>INCLUDEPICTURE  "C:\\Users\\govin\\Downloads\\WhatsApp Image 2026-04-08 at 7.04.47 PM (1).jpeg" \* MERGEFORMATINET</w:instrText>
-      </w:r>
-      <w:r>
-        <w:rPr>
-          <w:rFonts w:ascii="Calibri Light" w:eastAsia="SimSun" w:hAnsi="Calibri Light" w:cs="Calibri Light"/>
-          <w:lang w:val="en-SG"/>
-        </w:rPr>
-        <w:instrText xml:space="preserve"> </w:instrText>
+        <w:instrText xml:space="preserve"> INCLUDEPICTURE  "C:\\Users\\govin\\Downloads\\WhatsApp Image 2026-04-08 at 7.04.47 PM (1).jpeg" \* MERGEFORMATINET </w:instrText>
       </w:r>
       <w:r>
         <w:rPr>
@@ -16664,11 +16450,39 @@
           <w:rFonts w:ascii="Calibri Light" w:eastAsia="SimSun" w:hAnsi="Calibri Light" w:cs="Calibri Light"/>
           <w:lang w:val="en-SG"/>
         </w:rPr>
+        <w:fldChar w:fldCharType="begin"/>
+      </w:r>
+      <w:r>
+        <w:rPr>
+          <w:rFonts w:ascii="Calibri Light" w:eastAsia="SimSun" w:hAnsi="Calibri Light" w:cs="Calibri Light"/>
+          <w:lang w:val="en-SG"/>
+        </w:rPr>
+        <w:instrText xml:space="preserve"> INCLUDEPICTURE  "C:\\Users\\govin\\Downloads\\WhatsApp Image 2026-04-08 at 7.04.47 PM (1).jpeg" \* MERGEFORMATINET </w:instrText>
+      </w:r>
+      <w:r>
+        <w:rPr>
+          <w:rFonts w:ascii="Calibri Light" w:eastAsia="SimSun" w:hAnsi="Calibri Light" w:cs="Calibri Light"/>
+          <w:lang w:val="en-SG"/>
+        </w:rPr>
+        <w:fldChar w:fldCharType="separate"/>
+      </w:r>
+      <w:r>
+        <w:rPr>
+          <w:rFonts w:ascii="Calibri Light" w:eastAsia="SimSun" w:hAnsi="Calibri Light" w:cs="Calibri Light"/>
+          <w:lang w:val="en-SG"/>
+        </w:rPr>
         <w:pict w14:anchorId="4935CA91">
-          <v:shape id="_x0000_i1033" type="#_x0000_t75" style="width:450pt;height:338.4pt">
+          <v:shape id="_x0000_i1033" type="#_x0000_t75" style="width:450pt;height:338.25pt">
             <v:imagedata r:id="rId13" r:href="rId14"/>
           </v:shape>
         </w:pict>
+      </w:r>
+      <w:r>
+        <w:rPr>
+          <w:rFonts w:ascii="Calibri Light" w:eastAsia="SimSun" w:hAnsi="Calibri Light" w:cs="Calibri Light"/>
+          <w:lang w:val="en-SG"/>
+        </w:rPr>
+        <w:fldChar w:fldCharType="end"/>
       </w:r>
       <w:r>
         <w:rPr>
@@ -17150,6 +16964,413 @@
         <w:sz w:val="20"/>
       </w:rPr>
     </w:pPr>
+    <w:r>
+      <w:rPr>
+        <w:b w:val="0"/>
+        <w:noProof/>
+        <w:sz w:val="20"/>
+      </w:rPr>
+      <mc:AlternateContent>
+        <mc:Choice Requires="wps">
+          <w:drawing>
+            <wp:anchor distT="0" distB="0" distL="0" distR="0" simplePos="0" relativeHeight="251657728" behindDoc="1" locked="0" layoutInCell="1" allowOverlap="1" wp14:anchorId="0A7C75B7" wp14:editId="42D3C0F7">
+              <wp:simplePos x="0" y="0"/>
+              <wp:positionH relativeFrom="page">
+                <wp:posOffset>371475</wp:posOffset>
+              </wp:positionH>
+              <wp:positionV relativeFrom="page">
+                <wp:posOffset>10067925</wp:posOffset>
+              </wp:positionV>
+              <wp:extent cx="3200400" cy="200025"/>
+              <wp:effectExtent l="0" t="0" r="0" b="0"/>
+              <wp:wrapNone/>
+              <wp:docPr id="8" name="Textbox 8"/>
+              <wp:cNvGraphicFramePr/>
+              <a:graphic xmlns:a="http://schemas.openxmlformats.org/drawingml/2006/main">
+                <a:graphicData uri="http://schemas.microsoft.com/office/word/2010/wordprocessingShape">
+                  <wps:wsp>
+                    <wps:cNvSpPr txBox="1"/>
+                    <wps:spPr>
+                      <a:xfrm>
+                        <a:off x="0" y="0"/>
+                        <a:ext cx="3200400" cy="200025"/>
+                      </a:xfrm>
+                      <a:prstGeom prst="rect">
+                        <a:avLst/>
+                      </a:prstGeom>
+                    </wps:spPr>
+                    <wps:txbx>
+                      <w:txbxContent>
+                        <w:p>
+                          <w:pPr>
+                            <w:spacing w:line="205" w:lineRule="exact"/>
+                            <w:ind w:left="20"/>
+                            <w:rPr>
+                              <w:rFonts w:ascii="Calibri Light"/>
+                              <w:i/>
+                              <w:sz w:val="18"/>
+                            </w:rPr>
+                          </w:pPr>
+                          <w:r>
+                            <w:rPr>
+                              <w:rFonts w:ascii="Calibri"/>
+                              <w:sz w:val="18"/>
+                            </w:rPr>
+                            <w:t>1</w:t>
+                          </w:r>
+                          <w:r>
+                            <w:rPr>
+                              <w:rFonts w:ascii="Calibri"/>
+                              <w:spacing w:val="-4"/>
+                              <w:sz w:val="18"/>
+                            </w:rPr>
+                            <w:t xml:space="preserve"> </w:t>
+                          </w:r>
+                          <w:r>
+                            <w:rPr>
+                              <w:rFonts w:ascii="Calibri"/>
+                              <w:spacing w:val="-4"/>
+                              <w:sz w:val="18"/>
+                            </w:rPr>
+                            <w:t xml:space="preserve">  </w:t>
+                          </w:r>
+                          <w:r>
+                            <w:rPr>
+                              <w:rFonts w:ascii="Calibri"/>
+                              <w:sz w:val="18"/>
+                            </w:rPr>
+                            <w:t>EFG-SP-02</w:t>
+                          </w:r>
+                          <w:r>
+                            <w:rPr>
+                              <w:rFonts w:ascii="Calibri"/>
+                              <w:spacing w:val="-6"/>
+                              <w:sz w:val="18"/>
+                            </w:rPr>
+                            <w:t xml:space="preserve"> </w:t>
+                          </w:r>
+                          <w:r>
+                            <w:rPr>
+                              <w:rFonts w:ascii="Calibri"/>
+                              <w:sz w:val="18"/>
+                            </w:rPr>
+                            <w:t>A|</w:t>
+                          </w:r>
+                          <w:r>
+                            <w:rPr>
+                              <w:rFonts w:ascii="Calibri"/>
+                              <w:spacing w:val="-4"/>
+                              <w:sz w:val="18"/>
+                            </w:rPr>
+                            <w:t xml:space="preserve"> </w:t>
+                          </w:r>
+                          <w:r>
+                            <w:rPr>
+                              <w:rFonts w:ascii="Calibri"/>
+                              <w:sz w:val="18"/>
+                            </w:rPr>
+                            <w:t>Rev0</w:t>
+                          </w:r>
+                          <w:r>
+                            <w:rPr>
+                              <w:rFonts w:ascii="Calibri"/>
+                              <w:sz w:val="18"/>
+                            </w:rPr>
+                            <w:t>3</w:t>
+                          </w:r>
+                          <w:r>
+                            <w:rPr>
+                              <w:rFonts w:ascii="Calibri"/>
+                              <w:sz w:val="18"/>
+                            </w:rPr>
+                            <w:t>/01-02-202</w:t>
+                          </w:r>
+                          <w:r>
+                            <w:rPr>
+                              <w:rFonts w:ascii="Calibri"/>
+                              <w:sz w:val="18"/>
+                            </w:rPr>
+                            <w:t>6</w:t>
+                          </w:r>
+                          <w:r>
+                            <w:rPr>
+                              <w:rFonts w:ascii="Calibri"/>
+                              <w:spacing w:val="-11"/>
+                              <w:sz w:val="18"/>
+                            </w:rPr>
+                            <w:t xml:space="preserve"> </w:t>
+                          </w:r>
+                          <w:r>
+                            <w:rPr>
+                              <w:rFonts w:ascii="Calibri"/>
+                              <w:spacing w:val="-11"/>
+                              <w:sz w:val="18"/>
+                            </w:rPr>
+                            <w:t xml:space="preserve">      </w:t>
+                          </w:r>
+                          <w:r>
+                            <w:rPr>
+                              <w:rFonts w:ascii="Calibri Light"/>
+                              <w:i/>
+                              <w:sz w:val="18"/>
+                            </w:rPr>
+                            <w:t>WHERE</w:t>
+                          </w:r>
+                          <w:r>
+                            <w:rPr>
+                              <w:rFonts w:ascii="Calibri Light"/>
+                              <w:i/>
+                              <w:spacing w:val="-3"/>
+                              <w:sz w:val="18"/>
+                            </w:rPr>
+                            <w:t xml:space="preserve"> </w:t>
+                          </w:r>
+                          <w:r>
+                            <w:rPr>
+                              <w:rFonts w:ascii="Calibri Light"/>
+                              <w:i/>
+                              <w:sz w:val="18"/>
+                            </w:rPr>
+                            <w:t>THE</w:t>
+                          </w:r>
+                          <w:r>
+                            <w:rPr>
+                              <w:rFonts w:ascii="Calibri Light"/>
+                              <w:i/>
+                              <w:spacing w:val="-4"/>
+                              <w:sz w:val="18"/>
+                            </w:rPr>
+                            <w:t xml:space="preserve"> </w:t>
+                          </w:r>
+                          <w:r>
+                            <w:rPr>
+                              <w:rFonts w:ascii="Calibri Light"/>
+                              <w:i/>
+                              <w:sz w:val="18"/>
+                            </w:rPr>
+                            <w:t>JOURNEY</w:t>
+                          </w:r>
+                          <w:r>
+                            <w:rPr>
+                              <w:rFonts w:ascii="Calibri Light"/>
+                              <w:i/>
+                              <w:spacing w:val="-1"/>
+                              <w:sz w:val="18"/>
+                            </w:rPr>
+                            <w:t xml:space="preserve"> </w:t>
+                          </w:r>
+                          <w:r>
+                            <w:rPr>
+                              <w:rFonts w:ascii="Calibri Light"/>
+                              <w:i/>
+                              <w:spacing w:val="-2"/>
+                              <w:sz w:val="18"/>
+                            </w:rPr>
+                            <w:t>BEGINS</w:t>
+                          </w:r>
+                        </w:p>
+                      </w:txbxContent>
+                    </wps:txbx>
+                    <wps:bodyPr wrap="square" lIns="0" tIns="0" rIns="0" bIns="0" rtlCol="0">
+                      <a:noAutofit/>
+                    </wps:bodyPr>
+                  </wps:wsp>
+                </a:graphicData>
+              </a:graphic>
+              <wp14:sizeRelH relativeFrom="margin">
+                <wp14:pctWidth>0</wp14:pctWidth>
+              </wp14:sizeRelH>
+              <wp14:sizeRelV relativeFrom="margin">
+                <wp14:pctHeight>0</wp14:pctHeight>
+              </wp14:sizeRelV>
+            </wp:anchor>
+          </w:drawing>
+        </mc:Choice>
+        <mc:Fallback>
+          <w:pict>
+            <v:shapetype w14:anchorId="0A7C75B7" id="_x0000_t202" coordsize="21600,21600" o:spt="202" path="m,l,21600r21600,l21600,xe">
+              <v:stroke joinstyle="miter"/>
+              <v:path gradientshapeok="t" o:connecttype="rect"/>
+            </v:shapetype>
+            <v:shape id="Textbox 8" o:spid="_x0000_s1030" type="#_x0000_t202" style="position:absolute;margin-left:29.25pt;margin-top:792.75pt;width:252pt;height:15.75pt;z-index:-251658752;visibility:visible;mso-wrap-style:square;mso-width-percent:0;mso-height-percent:0;mso-wrap-distance-left:0;mso-wrap-distance-top:0;mso-wrap-distance-right:0;mso-wrap-distance-bottom:0;mso-position-horizontal:absolute;mso-position-horizontal-relative:page;mso-position-vertical:absolute;mso-position-vertical-relative:page;mso-width-percent:0;mso-height-percent:0;mso-width-relative:margin;mso-height-relative:margin;v-text-anchor:top" o:gfxdata="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" filled="f" stroked="f">
+              <v:textbox inset="0,0,0,0">
+                <w:txbxContent>
+                  <w:p>
+                    <w:pPr>
+                      <w:spacing w:line="205" w:lineRule="exact"/>
+                      <w:ind w:left="20"/>
+                      <w:rPr>
+                        <w:rFonts w:ascii="Calibri Light"/>
+                        <w:i/>
+                        <w:sz w:val="18"/>
+                      </w:rPr>
+                    </w:pPr>
+                    <w:r>
+                      <w:rPr>
+                        <w:rFonts w:ascii="Calibri"/>
+                        <w:sz w:val="18"/>
+                      </w:rPr>
+                      <w:t>1</w:t>
+                    </w:r>
+                    <w:r>
+                      <w:rPr>
+                        <w:rFonts w:ascii="Calibri"/>
+                        <w:spacing w:val="-4"/>
+                        <w:sz w:val="18"/>
+                      </w:rPr>
+                      <w:t xml:space="preserve"> </w:t>
+                    </w:r>
+                    <w:r>
+                      <w:rPr>
+                        <w:rFonts w:ascii="Calibri"/>
+                        <w:spacing w:val="-4"/>
+                        <w:sz w:val="18"/>
+                      </w:rPr>
+                      <w:t xml:space="preserve">  </w:t>
+                    </w:r>
+                    <w:r>
+                      <w:rPr>
+                        <w:rFonts w:ascii="Calibri"/>
+                        <w:sz w:val="18"/>
+                      </w:rPr>
+                      <w:t>EFG-SP-02</w:t>
+                    </w:r>
+                    <w:r>
+                      <w:rPr>
+                        <w:rFonts w:ascii="Calibri"/>
+                        <w:spacing w:val="-6"/>
+                        <w:sz w:val="18"/>
+                      </w:rPr>
+                      <w:t xml:space="preserve"> </w:t>
+                    </w:r>
+                    <w:r>
+                      <w:rPr>
+                        <w:rFonts w:ascii="Calibri"/>
+                        <w:sz w:val="18"/>
+                      </w:rPr>
+                      <w:t>A|</w:t>
+                    </w:r>
+                    <w:r>
+                      <w:rPr>
+                        <w:rFonts w:ascii="Calibri"/>
+                        <w:spacing w:val="-4"/>
+                        <w:sz w:val="18"/>
+                      </w:rPr>
+                      <w:t xml:space="preserve"> </w:t>
+                    </w:r>
+                    <w:r>
+                      <w:rPr>
+                        <w:rFonts w:ascii="Calibri"/>
+                        <w:sz w:val="18"/>
+                      </w:rPr>
+                      <w:t>Rev0</w:t>
+                    </w:r>
+                    <w:r>
+                      <w:rPr>
+                        <w:rFonts w:ascii="Calibri"/>
+                        <w:sz w:val="18"/>
+                      </w:rPr>
+                      <w:t>3</w:t>
+                    </w:r>
+                    <w:r>
+                      <w:rPr>
+                        <w:rFonts w:ascii="Calibri"/>
+                        <w:sz w:val="18"/>
+                      </w:rPr>
+                      <w:t>/01-02-202</w:t>
+                    </w:r>
+                    <w:r>
+                      <w:rPr>
+                        <w:rFonts w:ascii="Calibri"/>
+                        <w:sz w:val="18"/>
+                      </w:rPr>
+                      <w:t>6</w:t>
+                    </w:r>
+                    <w:r>
+                      <w:rPr>
+                        <w:rFonts w:ascii="Calibri"/>
+                        <w:spacing w:val="-11"/>
+                        <w:sz w:val="18"/>
+                      </w:rPr>
+                      <w:t xml:space="preserve"> </w:t>
+                    </w:r>
+                    <w:r>
+                      <w:rPr>
+                        <w:rFonts w:ascii="Calibri"/>
+                        <w:spacing w:val="-11"/>
+                        <w:sz w:val="18"/>
+                      </w:rPr>
+                      <w:t xml:space="preserve">      </w:t>
+                    </w:r>
+                    <w:r>
+                      <w:rPr>
+                        <w:rFonts w:ascii="Calibri Light"/>
+                        <w:i/>
+                        <w:sz w:val="18"/>
+                      </w:rPr>
+                      <w:t>WHERE</w:t>
+                    </w:r>
+                    <w:r>
+                      <w:rPr>
+                        <w:rFonts w:ascii="Calibri Light"/>
+                        <w:i/>
+                        <w:spacing w:val="-3"/>
+                        <w:sz w:val="18"/>
+                      </w:rPr>
+                      <w:t xml:space="preserve"> </w:t>
+                    </w:r>
+                    <w:r>
+                      <w:rPr>
+                        <w:rFonts w:ascii="Calibri Light"/>
+                        <w:i/>
+                        <w:sz w:val="18"/>
+                      </w:rPr>
+                      <w:t>THE</w:t>
+                    </w:r>
+                    <w:r>
+                      <w:rPr>
+                        <w:rFonts w:ascii="Calibri Light"/>
+                        <w:i/>
+                        <w:spacing w:val="-4"/>
+                        <w:sz w:val="18"/>
+                      </w:rPr>
+                      <w:t xml:space="preserve"> </w:t>
+                    </w:r>
+                    <w:r>
+                      <w:rPr>
+                        <w:rFonts w:ascii="Calibri Light"/>
+                        <w:i/>
+                        <w:sz w:val="18"/>
+                      </w:rPr>
+                      <w:t>JOURNEY</w:t>
+                    </w:r>
+                    <w:r>
+                      <w:rPr>
+                        <w:rFonts w:ascii="Calibri Light"/>
+                        <w:i/>
+                        <w:spacing w:val="-1"/>
+                        <w:sz w:val="18"/>
+                      </w:rPr>
+                      <w:t xml:space="preserve"> </w:t>
+                    </w:r>
+                    <w:r>
+                      <w:rPr>
+                        <w:rFonts w:ascii="Calibri Light"/>
+                        <w:i/>
+                        <w:spacing w:val="-2"/>
+                        <w:sz w:val="18"/>
+                      </w:rPr>
+                      <w:t>BEGINS</w:t>
+                    </w:r>
+                  </w:p>
+                </w:txbxContent>
+              </v:textbox>
+              <w10:wrap anchorx="page" anchory="page"/>
+            </v:shape>
+          </w:pict>
+        </mc:Fallback>
+      </mc:AlternateContent>
+    </w:r>
     <w:r>
       <w:rPr>
         <w:b w:val="0"/>
@@ -17416,7 +17637,7 @@
         <w:sz w:val="20"/>
       </w:rPr>
       <w:drawing>
-        <wp:anchor distT="0" distB="0" distL="0" distR="0" simplePos="0" relativeHeight="251656704" behindDoc="1" locked="0" layoutInCell="1" allowOverlap="1" wp14:anchorId="7AE8BEA0" wp14:editId="4DE5F889">
+        <wp:anchor distT="0" distB="0" distL="0" distR="0" simplePos="0" relativeHeight="251656704" behindDoc="1" locked="0" layoutInCell="1" allowOverlap="1" wp14:anchorId="7AE8BEA0" wp14:editId="7C7B6F83">
           <wp:simplePos x="0" y="0"/>
           <wp:positionH relativeFrom="page">
             <wp:posOffset>5093970</wp:posOffset>
@@ -17456,373 +17677,6 @@
           </a:graphic>
         </wp:anchor>
       </w:drawing>
-    </w:r>
-    <w:r>
-      <w:rPr>
-        <w:b w:val="0"/>
-        <w:noProof/>
-        <w:sz w:val="20"/>
-      </w:rPr>
-      <mc:AlternateContent>
-        <mc:Choice Requires="wps">
-          <w:drawing>
-            <wp:anchor distT="0" distB="0" distL="0" distR="0" simplePos="0" relativeHeight="251657728" behindDoc="1" locked="0" layoutInCell="1" allowOverlap="1" wp14:anchorId="0A7C75B7" wp14:editId="63BCAE11">
-              <wp:simplePos x="0" y="0"/>
-              <wp:positionH relativeFrom="page">
-                <wp:posOffset>527100</wp:posOffset>
-              </wp:positionH>
-              <wp:positionV relativeFrom="page">
-                <wp:posOffset>10107879</wp:posOffset>
-              </wp:positionV>
-              <wp:extent cx="3018155" cy="141605"/>
-              <wp:effectExtent l="0" t="0" r="0" b="0"/>
-              <wp:wrapNone/>
-              <wp:docPr id="8" name="Textbox 8"/>
-              <wp:cNvGraphicFramePr/>
-              <a:graphic xmlns:a="http://schemas.openxmlformats.org/drawingml/2006/main">
-                <a:graphicData uri="http://schemas.microsoft.com/office/word/2010/wordprocessingShape">
-                  <wps:wsp>
-                    <wps:cNvSpPr txBox="1"/>
-                    <wps:spPr>
-                      <a:xfrm>
-                        <a:off x="0" y="0"/>
-                        <a:ext cx="3018155" cy="141605"/>
-                      </a:xfrm>
-                      <a:prstGeom prst="rect">
-                        <a:avLst/>
-                      </a:prstGeom>
-                    </wps:spPr>
-                    <wps:txbx>
-                      <w:txbxContent>
-                        <w:p>
-                          <w:pPr>
-                            <w:spacing w:line="205" w:lineRule="exact"/>
-                            <w:ind w:left="20"/>
-                            <w:rPr>
-                              <w:rFonts w:ascii="Calibri Light"/>
-                              <w:i/>
-                              <w:sz w:val="18"/>
-                            </w:rPr>
-                          </w:pPr>
-                          <w:r>
-                            <w:rPr>
-                              <w:rFonts w:ascii="Calibri"/>
-                              <w:sz w:val="18"/>
-                            </w:rPr>
-                            <w:t>1</w:t>
-                          </w:r>
-                          <w:r>
-                            <w:rPr>
-                              <w:rFonts w:ascii="Calibri"/>
-                              <w:spacing w:val="-4"/>
-                              <w:sz w:val="18"/>
-                            </w:rPr>
-                            <w:t xml:space="preserve"> </w:t>
-                          </w:r>
-                          <w:r>
-                            <w:rPr>
-                              <w:rFonts w:ascii="Calibri"/>
-                              <w:sz w:val="18"/>
-                            </w:rPr>
-                            <w:t>EFG-SP-02</w:t>
-                          </w:r>
-                          <w:r>
-                            <w:rPr>
-                              <w:rFonts w:ascii="Calibri"/>
-                              <w:spacing w:val="-6"/>
-                              <w:sz w:val="18"/>
-                            </w:rPr>
-                            <w:t xml:space="preserve"> </w:t>
-                          </w:r>
-                          <w:r>
-                            <w:rPr>
-                              <w:rFonts w:ascii="Calibri"/>
-                              <w:sz w:val="18"/>
-                            </w:rPr>
-                            <w:t>A|</w:t>
-                          </w:r>
-                          <w:r>
-                            <w:rPr>
-                              <w:rFonts w:ascii="Calibri"/>
-                              <w:spacing w:val="-4"/>
-                              <w:sz w:val="18"/>
-                            </w:rPr>
-                            <w:t xml:space="preserve"> </w:t>
-                          </w:r>
-                          <w:r>
-                            <w:rPr>
-                              <w:rFonts w:ascii="Calibri"/>
-                              <w:sz w:val="18"/>
-                            </w:rPr>
-                            <w:t>Rev0</w:t>
-                          </w:r>
-                          <w:r>
-                            <w:rPr>
-                              <w:rFonts w:ascii="Calibri"/>
-                              <w:sz w:val="18"/>
-                            </w:rPr>
-                            <w:t>3</w:t>
-                          </w:r>
-                          <w:r>
-                            <w:rPr>
-                              <w:rFonts w:ascii="Calibri"/>
-                              <w:sz w:val="18"/>
-                            </w:rPr>
-                            <w:t>/01-02-202</w:t>
-                          </w:r>
-                          <w:r>
-                            <w:rPr>
-                              <w:rFonts w:ascii="Calibri"/>
-                              <w:sz w:val="18"/>
-                            </w:rPr>
-                            <w:t>6</w:t>
-                          </w:r>
-                          <w:r>
-                            <w:rPr>
-                              <w:rFonts w:ascii="Calibri"/>
-                              <w:spacing w:val="-11"/>
-                              <w:sz w:val="18"/>
-                            </w:rPr>
-                            <w:t xml:space="preserve"> </w:t>
-                          </w:r>
-                          <w:r>
-                            <w:rPr>
-                              <w:rFonts w:ascii="Calibri Light"/>
-                              <w:i/>
-                              <w:sz w:val="18"/>
-                            </w:rPr>
-                            <w:t>WHERE</w:t>
-                          </w:r>
-                          <w:r>
-                            <w:rPr>
-                              <w:rFonts w:ascii="Calibri Light"/>
-                              <w:i/>
-                              <w:spacing w:val="-3"/>
-                              <w:sz w:val="18"/>
-                            </w:rPr>
-                            <w:t xml:space="preserve"> </w:t>
-                          </w:r>
-                          <w:r>
-                            <w:rPr>
-                              <w:rFonts w:ascii="Calibri Light"/>
-                              <w:i/>
-                              <w:sz w:val="18"/>
-                            </w:rPr>
-                            <w:t>THE</w:t>
-                          </w:r>
-                          <w:r>
-                            <w:rPr>
-                              <w:rFonts w:ascii="Calibri Light"/>
-                              <w:i/>
-                              <w:spacing w:val="-4"/>
-                              <w:sz w:val="18"/>
-                            </w:rPr>
-                            <w:t xml:space="preserve"> </w:t>
-                          </w:r>
-                          <w:r>
-                            <w:rPr>
-                              <w:rFonts w:ascii="Calibri Light"/>
-                              <w:i/>
-                              <w:sz w:val="18"/>
-                            </w:rPr>
-                            <w:t>JOURNEY</w:t>
-                          </w:r>
-                          <w:r>
-                            <w:rPr>
-                              <w:rFonts w:ascii="Calibri Light"/>
-                              <w:i/>
-                              <w:spacing w:val="-1"/>
-                              <w:sz w:val="18"/>
-                            </w:rPr>
-                            <w:t xml:space="preserve"> </w:t>
-                          </w:r>
-                          <w:r>
-                            <w:rPr>
-                              <w:rFonts w:ascii="Calibri Light"/>
-                              <w:i/>
-                              <w:spacing w:val="-2"/>
-                              <w:sz w:val="18"/>
-                            </w:rPr>
-                            <w:t>BEGINS</w:t>
-                          </w:r>
-                        </w:p>
-                      </w:txbxContent>
-                    </wps:txbx>
-                    <wps:bodyPr wrap="square" lIns="0" tIns="0" rIns="0" bIns="0" rtlCol="0"/>
-                  </wps:wsp>
-                </a:graphicData>
-              </a:graphic>
-            </wp:anchor>
-          </w:drawing>
-        </mc:Choice>
-        <mc:Fallback>
-          <w:pict>
-            <v:shapetype w14:anchorId="0A7C75B7" id="_x0000_t202" coordsize="21600,21600" o:spt="202" path="m,l,21600r21600,l21600,xe">
-              <v:stroke joinstyle="miter"/>
-              <v:path gradientshapeok="t" o:connecttype="rect"/>
-            </v:shapetype>
-            <v:shape id="Textbox 8" o:spid="_x0000_s1030" type="#_x0000_t202" style="position:absolute;margin-left:41.5pt;margin-top:795.9pt;width:237.65pt;height:11.15pt;z-index:-251658752;visibility:visible;mso-wrap-style:square;mso-wrap-distance-left:0;mso-wrap-distance-top:0;mso-wrap-distance-right:0;mso-wrap-distance-bottom:0;mso-position-horizontal:absolute;mso-position-horizontal-relative:page;mso-position-vertical:absolute;mso-position-vertical-relative:page;v-text-anchor:top" o:gfxdata="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" filled="f" stroked="f">
-              <v:textbox inset="0,0,0,0">
-                <w:txbxContent>
-                  <w:p>
-                    <w:pPr>
-                      <w:spacing w:line="205" w:lineRule="exact"/>
-                      <w:ind w:left="20"/>
-                      <w:rPr>
-                        <w:rFonts w:ascii="Calibri Light"/>
-                        <w:i/>
-                        <w:sz w:val="18"/>
-                      </w:rPr>
-                    </w:pPr>
-                    <w:r>
-                      <w:rPr>
-                        <w:rFonts w:ascii="Calibri"/>
-                        <w:sz w:val="18"/>
-                      </w:rPr>
-                      <w:t>1</w:t>
-                    </w:r>
-                    <w:r>
-                      <w:rPr>
-                        <w:rFonts w:ascii="Calibri"/>
-                        <w:spacing w:val="-4"/>
-                        <w:sz w:val="18"/>
-                      </w:rPr>
-                      <w:t xml:space="preserve"> </w:t>
-                    </w:r>
-                    <w:r>
-                      <w:rPr>
-                        <w:rFonts w:ascii="Calibri"/>
-                        <w:sz w:val="18"/>
-                      </w:rPr>
-                      <w:t>EFG-SP-02</w:t>
-                    </w:r>
-                    <w:r>
-                      <w:rPr>
-                        <w:rFonts w:ascii="Calibri"/>
-                        <w:spacing w:val="-6"/>
-                        <w:sz w:val="18"/>
-                      </w:rPr>
-                      <w:t xml:space="preserve"> </w:t>
-                    </w:r>
-                    <w:r>
-                      <w:rPr>
-                        <w:rFonts w:ascii="Calibri"/>
-                        <w:sz w:val="18"/>
-                      </w:rPr>
-                      <w:t>A|</w:t>
-                    </w:r>
-                    <w:r>
-                      <w:rPr>
-                        <w:rFonts w:ascii="Calibri"/>
-                        <w:spacing w:val="-4"/>
-                        <w:sz w:val="18"/>
-                      </w:rPr>
-                      <w:t xml:space="preserve"> </w:t>
-                    </w:r>
-                    <w:r>
-                      <w:rPr>
-                        <w:rFonts w:ascii="Calibri"/>
-                        <w:sz w:val="18"/>
-                      </w:rPr>
-                      <w:t>Rev0</w:t>
-                    </w:r>
-                    <w:r>
-                      <w:rPr>
-                        <w:rFonts w:ascii="Calibri"/>
-                        <w:sz w:val="18"/>
-                      </w:rPr>
-                      <w:t>3</w:t>
-                    </w:r>
-                    <w:r>
-                      <w:rPr>
-                        <w:rFonts w:ascii="Calibri"/>
-                        <w:sz w:val="18"/>
-                      </w:rPr>
-                      <w:t>/01-02-202</w:t>
-                    </w:r>
-                    <w:r>
-                      <w:rPr>
-                        <w:rFonts w:ascii="Calibri"/>
-                        <w:sz w:val="18"/>
-                      </w:rPr>
-                      <w:t>6</w:t>
-                    </w:r>
-                    <w:r>
-                      <w:rPr>
-                        <w:rFonts w:ascii="Calibri"/>
-                        <w:spacing w:val="-11"/>
-                        <w:sz w:val="18"/>
-                      </w:rPr>
-                      <w:t xml:space="preserve"> </w:t>
-                    </w:r>
-                    <w:r>
-                      <w:rPr>
-                        <w:rFonts w:ascii="Calibri Light"/>
-                        <w:i/>
-                        <w:sz w:val="18"/>
-                      </w:rPr>
-                      <w:t>WHERE</w:t>
-                    </w:r>
-                    <w:r>
-                      <w:rPr>
-                        <w:rFonts w:ascii="Calibri Light"/>
-                        <w:i/>
-                        <w:spacing w:val="-3"/>
-                        <w:sz w:val="18"/>
-                      </w:rPr>
-                      <w:t xml:space="preserve"> </w:t>
-                    </w:r>
-                    <w:r>
-                      <w:rPr>
-                        <w:rFonts w:ascii="Calibri Light"/>
-                        <w:i/>
-                        <w:sz w:val="18"/>
-                      </w:rPr>
-                      <w:t>THE</w:t>
-                    </w:r>
-                    <w:r>
-                      <w:rPr>
-                        <w:rFonts w:ascii="Calibri Light"/>
-                        <w:i/>
-                        <w:spacing w:val="-4"/>
-                        <w:sz w:val="18"/>
-                      </w:rPr>
-                      <w:t xml:space="preserve"> </w:t>
-                    </w:r>
-                    <w:r>
-                      <w:rPr>
-                        <w:rFonts w:ascii="Calibri Light"/>
-                        <w:i/>
-                        <w:sz w:val="18"/>
-                      </w:rPr>
-                      <w:t>JOURNEY</w:t>
-                    </w:r>
-                    <w:r>
-                      <w:rPr>
-                        <w:rFonts w:ascii="Calibri Light"/>
-                        <w:i/>
-                        <w:spacing w:val="-1"/>
-                        <w:sz w:val="18"/>
-                      </w:rPr>
-                      <w:t xml:space="preserve"> </w:t>
-                    </w:r>
-                    <w:r>
-                      <w:rPr>
-                        <w:rFonts w:ascii="Calibri Light"/>
-                        <w:i/>
-                        <w:spacing w:val="-2"/>
-                        <w:sz w:val="18"/>
-                      </w:rPr>
-                      <w:t>BEGINS</w:t>
-                    </w:r>
-                  </w:p>
-                </w:txbxContent>
-              </v:textbox>
-              <w10:wrap anchorx="page" anchory="page"/>
-            </v:shape>
-          </w:pict>
-        </mc:Fallback>
-      </mc:AlternateContent>
     </w:r>
   </w:p>
 </w:ftr>
@@ -17998,7 +17852,7 @@
           <v:path o:extrusionok="f" gradientshapeok="t" o:connecttype="rect"/>
           <o:lock v:ext="edit" aspectratio="t"/>
         </v:shapetype>
-        <v:shape id="Picture 6" o:spid="_x0000_i1026" type="#_x0000_t75" alt="Service Provider for iso Certification in Singapore ..." style="width:39.6pt;height:37.2pt;visibility:visible">
+        <v:shape id="Picture 6" o:spid="_x0000_i1026" type="#_x0000_t75" alt="Service Provider for iso Certification in Singapore ..." style="width:39.75pt;height:37.5pt;visibility:visible">
           <v:imagedata r:id="rId1" o:title="Service Provider for iso Certification in Singapore "/>
         </v:shape>
       </w:pict>
@@ -18017,7 +17871,7 @@
         <w:lang w:val="en-SG" w:eastAsia="en-SG"/>
       </w:rPr>
       <w:pict w14:anchorId="48CDF68F">
-        <v:shape id="Picture 5" o:spid="_x0000_i1027" type="#_x0000_t75" alt="Service Provider for iso Certification in Singapore - Banyancertification" style="width:34.2pt;height:36pt;visibility:visible">
+        <v:shape id="Picture 5" o:spid="_x0000_i1027" type="#_x0000_t75" alt="Service Provider for iso Certification in Singapore - Banyancertification" style="width:33.75pt;height:36pt;visibility:visible">
           <v:imagedata r:id="rId2" o:title="Service Provider for iso Certification in Singapore - Banyancertification"/>
         </v:shape>
       </w:pict>
@@ -18036,7 +17890,7 @@
         <w:lang w:val="en-SG" w:eastAsia="en-SG"/>
       </w:rPr>
       <w:pict w14:anchorId="2078B6A6">
-        <v:shape id="Picture 4" o:spid="_x0000_i1028" type="#_x0000_t75" style="width:32.4pt;height:34.8pt;visibility:visible">
+        <v:shape id="Picture 4" o:spid="_x0000_i1028" type="#_x0000_t75" style="width:32.25pt;height:34.5pt;visibility:visible">
           <v:imagedata r:id="rId3" o:title=""/>
         </v:shape>
       </w:pict>
@@ -18055,7 +17909,7 @@
         <w:lang w:val="en-SG" w:eastAsia="en-SG"/>
       </w:rPr>
       <w:pict w14:anchorId="5203CAF5">
-        <v:shape id="Picture 3" o:spid="_x0000_i1029" type="#_x0000_t75" alt="ssg" style="width:55.8pt;height:32.4pt;visibility:visible">
+        <v:shape id="Picture 3" o:spid="_x0000_i1029" type="#_x0000_t75" alt="ssg" style="width:55.5pt;height:32.25pt;visibility:visible">
           <v:imagedata r:id="rId4" o:title="ssg"/>
         </v:shape>
       </w:pict>
@@ -18074,7 +17928,7 @@
         <w:lang w:val="en-SG" w:eastAsia="en-SG"/>
       </w:rPr>
       <w:pict w14:anchorId="768DEBDF">
-        <v:shape id="Picture 2" o:spid="_x0000_i1030" type="#_x0000_t75" style="width:60.6pt;height:34.2pt;visibility:visible">
+        <v:shape id="Picture 2" o:spid="_x0000_i1030" type="#_x0000_t75" style="width:60.75pt;height:33.75pt;visibility:visible">
           <v:imagedata r:id="rId5" o:title="WhatsApp Image 2023-05-31 at 12" croptop="3799f" cropbottom="2713f" cropleft="1852f" cropright="1256f"/>
         </v:shape>
       </w:pict>
@@ -18095,7 +17949,7 @@
         <w:lang w:val="en-SG" w:eastAsia="en-SG"/>
       </w:rPr>
       <w:pict w14:anchorId="3D9EC62B">
-        <v:shape id="_x0000_i1031" type="#_x0000_t75" style="width:45pt;height:29.4pt;visibility:visible">
+        <v:shape id="_x0000_i1031" type="#_x0000_t75" style="width:45pt;height:29.25pt;visibility:visible">
           <v:imagedata r:id="rId6" o:title=""/>
         </v:shape>
       </w:pict>
@@ -18663,6 +18517,237 @@
 <w:hdr xmlns:wpc="http://schemas.microsoft.com/office/word/2010/wordprocessingCanvas" xmlns:cx="http://schemas.microsoft.com/office/drawing/2014/chartex" xmlns:cx1="http://schemas.microsoft.com/office/drawing/2015/9/8/chartex" xmlns:cx2="http://schemas.microsoft.com/office/drawing/2015/10/21/chartex" xmlns:cx3="http://schemas.microsoft.com/office/drawing/2016/5/9/chartex" xmlns:cx4="http://schemas.microsoft.com/office/drawing/2016/5/10/chartex" xmlns:cx5="http://schemas.microsoft.com/office/drawing/2016/5/11/chartex" xmlns:cx6="http://schemas.microsoft.com/office/drawing/2016/5/12/chartex" xmlns:cx7="http://schemas.microsoft.com/office/drawing/2016/5/13/chartex" xmlns:cx8="http://schemas.microsoft.com/office/drawing/2016/5/14/chartex" xmlns:mc="http://schemas.openxmlformats.org/markup-compatibility/2006" xmlns:aink="http://schemas.microsoft.com/office/drawing/2016/ink" xmlns:am3d="http://schemas.microsoft.com/office/drawing/2017/model3d" xmlns:o="urn:schemas-microsoft-com:office:office" xmlns:oel="http://schemas.microsoft.com/office/2019/extlst" xmlns:r="http://schemas.openxmlformats.org/officeDocument/2006/relationships" xmlns:m="http://schemas.openxmlformats.org/officeDocument/2006/math" xmlns:v="urn:schemas-microsoft-com:vml" xmlns:wp14="http://schemas.microsoft.com/office/word/2010/wordprocessingDrawing" xmlns:wp="http://schemas.openxmlformats.org/drawingml/2006/wordprocessingDrawing" xmlns:w10="urn:schemas-microsoft-com:office:word" xmlns:w="http://schemas.openxmlformats.org/wordprocessingml/2006/main" xmlns:w14="http://schemas.microsoft.com/office/word/2010/wordml" xmlns:w15="http://schemas.microsoft.com/office/word/2012/wordml" xmlns:w16cex="http://schemas.microsoft.com/office/word/2018/wordml/cex" xmlns:w16cid="http://schemas.microsoft.com/office/word/2016/wordml/cid" xmlns:w16="http://schemas.microsoft.com/office/word/2018/wordml" xmlns:w16du="http://schemas.microsoft.com/office/word/2023/wordml/word16du" xmlns:w16sdtdh="http://schemas.microsoft.com/office/word/2020/wordml/sdtdatahash" xmlns:w16sdtfl="http://schemas.microsoft.com/office/word/2024/wordml/sdtformatlock" xmlns:w16se="http://schemas.microsoft.com/office/word/2015/wordml/symex" xmlns:wpg="http://schemas.microsoft.com/office/word/2010/wordprocessingGroup" xmlns:wpi="http://schemas.microsoft.com/office/word/2010/wordprocessingInk" xmlns:wne="http://schemas.microsoft.com/office/word/2006/wordml" xmlns:wps="http://schemas.microsoft.com/office/word/2010/wordprocessingShape" mc:Ignorable="w14 w15 w16se w16cid w16 w16cex w16sdtdh w16sdtfl w16du wp14">
   <w:p>
     <w:pPr>
+      <w:pStyle w:val="Header"/>
+      <w:rPr>
+        <w:lang w:val="en-US"/>
+      </w:rPr>
+    </w:pPr>
+  </w:p>
+  <w:p>
+    <w:pPr>
+      <w:pStyle w:val="Title"/>
+    </w:pPr>
+    <w:r>
+      <w:rPr>
+        <w:noProof/>
+      </w:rPr>
+      <w:drawing>
+        <wp:anchor distT="0" distB="0" distL="0" distR="0" simplePos="0" relativeHeight="251665920" behindDoc="0" locked="0" layoutInCell="1" allowOverlap="1" wp14:anchorId="5BD34FED" wp14:editId="1EC9F801">
+          <wp:simplePos x="0" y="0"/>
+          <wp:positionH relativeFrom="page">
+            <wp:posOffset>1029462</wp:posOffset>
+          </wp:positionH>
+          <wp:positionV relativeFrom="paragraph">
+            <wp:posOffset>46990</wp:posOffset>
+          </wp:positionV>
+          <wp:extent cx="655178" cy="568590"/>
+          <wp:effectExtent l="0" t="0" r="0" b="0"/>
+          <wp:wrapNone/>
+          <wp:docPr id="9" name="Image 9"/>
+          <wp:cNvGraphicFramePr/>
+          <a:graphic xmlns:a="http://schemas.openxmlformats.org/drawingml/2006/main">
+            <a:graphicData uri="http://schemas.openxmlformats.org/drawingml/2006/picture">
+              <pic:pic xmlns:pic="http://schemas.openxmlformats.org/drawingml/2006/picture">
+                <pic:nvPicPr>
+                  <pic:cNvPr id="9" name="Image 9"/>
+                  <pic:cNvPicPr/>
+                </pic:nvPicPr>
+                <pic:blipFill>
+                  <a:blip r:embed="rId1" cstate="print"/>
+                  <a:stretch>
+                    <a:fillRect/>
+                  </a:stretch>
+                </pic:blipFill>
+                <pic:spPr>
+                  <a:xfrm>
+                    <a:off x="0" y="0"/>
+                    <a:ext cx="655178" cy="568590"/>
+                  </a:xfrm>
+                  <a:prstGeom prst="rect">
+                    <a:avLst/>
+                  </a:prstGeom>
+                </pic:spPr>
+              </pic:pic>
+            </a:graphicData>
+          </a:graphic>
+        </wp:anchor>
+      </w:drawing>
+    </w:r>
+    <w:r>
+      <w:rPr>
+        <w:color w:val="006FC0"/>
+      </w:rPr>
+      <w:t>EFG</w:t>
+    </w:r>
+    <w:r>
+      <w:rPr>
+        <w:color w:val="006FC0"/>
+        <w:spacing w:val="-5"/>
+      </w:rPr>
+      <w:t xml:space="preserve"> </w:t>
+    </w:r>
+    <w:r>
+      <w:rPr>
+        <w:color w:val="006FC0"/>
+      </w:rPr>
+      <w:t>TRAINING</w:t>
+    </w:r>
+    <w:r>
+      <w:rPr>
+        <w:color w:val="006FC0"/>
+        <w:spacing w:val="-2"/>
+      </w:rPr>
+      <w:t xml:space="preserve"> </w:t>
+    </w:r>
+    <w:r>
+      <w:rPr>
+        <w:color w:val="006FC0"/>
+      </w:rPr>
+      <w:t>SERVICES</w:t>
+    </w:r>
+    <w:r>
+      <w:rPr>
+        <w:color w:val="006FC0"/>
+        <w:spacing w:val="-2"/>
+      </w:rPr>
+      <w:t xml:space="preserve"> </w:t>
+    </w:r>
+    <w:r>
+      <w:rPr>
+        <w:color w:val="006FC0"/>
+      </w:rPr>
+      <w:t>PRIVATE</w:t>
+    </w:r>
+    <w:r>
+      <w:rPr>
+        <w:color w:val="006FC0"/>
+        <w:spacing w:val="-6"/>
+      </w:rPr>
+      <w:t xml:space="preserve"> </w:t>
+    </w:r>
+    <w:r>
+      <w:rPr>
+        <w:color w:val="006FC0"/>
+        <w:spacing w:val="-5"/>
+      </w:rPr>
+      <w:t>LTD</w:t>
+    </w:r>
+  </w:p>
+  <w:p>
+    <w:pPr>
+      <w:pStyle w:val="Header"/>
+      <w:rPr>
+        <w:rFonts w:asciiTheme="minorHAnsi" w:hAnsiTheme="minorHAnsi" w:cstheme="minorHAnsi"/>
+        <w:b/>
+        <w:bCs/>
+        <w:sz w:val="32"/>
+        <w:szCs w:val="32"/>
+        <w:lang w:val="en-US"/>
+      </w:rPr>
+    </w:pPr>
+    <w:r>
+      <w:rPr>
+        <w:rFonts w:asciiTheme="minorHAnsi" w:hAnsiTheme="minorHAnsi" w:cstheme="minorHAnsi"/>
+        <w:b/>
+        <w:bCs/>
+        <w:sz w:val="32"/>
+        <w:szCs w:val="32"/>
+      </w:rPr>
+      <w:t xml:space="preserve">                                    </w:t>
+    </w:r>
+    <w:r>
+      <w:rPr>
+        <w:rFonts w:asciiTheme="minorHAnsi" w:hAnsiTheme="minorHAnsi" w:cstheme="minorHAnsi"/>
+        <w:b/>
+        <w:bCs/>
+        <w:sz w:val="32"/>
+        <w:szCs w:val="32"/>
+      </w:rPr>
+      <w:t>INDIVIDUAL</w:t>
+    </w:r>
+    <w:r>
+      <w:rPr>
+        <w:rFonts w:asciiTheme="minorHAnsi" w:hAnsiTheme="minorHAnsi" w:cstheme="minorHAnsi"/>
+        <w:b/>
+        <w:bCs/>
+        <w:spacing w:val="-19"/>
+        <w:sz w:val="32"/>
+        <w:szCs w:val="32"/>
+      </w:rPr>
+      <w:t xml:space="preserve"> </w:t>
+    </w:r>
+    <w:r>
+      <w:rPr>
+        <w:rFonts w:asciiTheme="minorHAnsi" w:hAnsiTheme="minorHAnsi" w:cstheme="minorHAnsi"/>
+        <w:b/>
+        <w:bCs/>
+        <w:spacing w:val="-19"/>
+        <w:sz w:val="32"/>
+        <w:szCs w:val="32"/>
+      </w:rPr>
+      <w:t xml:space="preserve">- </w:t>
+    </w:r>
+    <w:r>
+      <w:rPr>
+        <w:rFonts w:asciiTheme="minorHAnsi" w:hAnsiTheme="minorHAnsi" w:cstheme="minorHAnsi"/>
+        <w:b/>
+        <w:bCs/>
+        <w:sz w:val="32"/>
+        <w:szCs w:val="32"/>
+      </w:rPr>
+      <w:t>COURSE</w:t>
+    </w:r>
+    <w:r>
+      <w:rPr>
+        <w:rFonts w:asciiTheme="minorHAnsi" w:hAnsiTheme="minorHAnsi" w:cstheme="minorHAnsi"/>
+        <w:b/>
+        <w:bCs/>
+        <w:spacing w:val="-9"/>
+        <w:sz w:val="32"/>
+        <w:szCs w:val="32"/>
+      </w:rPr>
+      <w:t xml:space="preserve"> </w:t>
+    </w:r>
+    <w:r>
+      <w:rPr>
+        <w:rFonts w:asciiTheme="minorHAnsi" w:hAnsiTheme="minorHAnsi" w:cstheme="minorHAnsi"/>
+        <w:b/>
+        <w:bCs/>
+        <w:sz w:val="32"/>
+        <w:szCs w:val="32"/>
+      </w:rPr>
+      <w:t>PRE-REGISTRATION</w:t>
+    </w:r>
+    <w:r>
+      <w:rPr>
+        <w:rFonts w:asciiTheme="minorHAnsi" w:hAnsiTheme="minorHAnsi" w:cstheme="minorHAnsi"/>
+        <w:b/>
+        <w:bCs/>
+        <w:spacing w:val="-14"/>
+        <w:sz w:val="32"/>
+        <w:szCs w:val="32"/>
+      </w:rPr>
+      <w:t xml:space="preserve"> </w:t>
+    </w:r>
+    <w:r>
+      <w:rPr>
+        <w:rFonts w:asciiTheme="minorHAnsi" w:hAnsiTheme="minorHAnsi" w:cstheme="minorHAnsi"/>
+        <w:b/>
+        <w:bCs/>
+        <w:spacing w:val="-4"/>
+        <w:sz w:val="32"/>
+        <w:szCs w:val="32"/>
+      </w:rPr>
+      <w:t>FORM</w:t>
+    </w:r>
+  </w:p>
+</w:hdr>
+</file>
+
+<file path=word/header2.xml><?xml version="1.0" encoding="utf-8"?>
+<w:hdr xmlns:wpc="http://schemas.microsoft.com/office/word/2010/wordprocessingCanvas" xmlns:cx="http://schemas.microsoft.com/office/drawing/2014/chartex" xmlns:cx1="http://schemas.microsoft.com/office/drawing/2015/9/8/chartex" xmlns:cx2="http://schemas.microsoft.com/office/drawing/2015/10/21/chartex" xmlns:cx3="http://schemas.microsoft.com/office/drawing/2016/5/9/chartex" xmlns:cx4="http://schemas.microsoft.com/office/drawing/2016/5/10/chartex" xmlns:cx5="http://schemas.microsoft.com/office/drawing/2016/5/11/chartex" xmlns:cx6="http://schemas.microsoft.com/office/drawing/2016/5/12/chartex" xmlns:cx7="http://schemas.microsoft.com/office/drawing/2016/5/13/chartex" xmlns:cx8="http://schemas.microsoft.com/office/drawing/2016/5/14/chartex" xmlns:mc="http://schemas.openxmlformats.org/markup-compatibility/2006" xmlns:aink="http://schemas.microsoft.com/office/drawing/2016/ink" xmlns:am3d="http://schemas.microsoft.com/office/drawing/2017/model3d" xmlns:o="urn:schemas-microsoft-com:office:office" xmlns:oel="http://schemas.microsoft.com/office/2019/extlst" xmlns:r="http://schemas.openxmlformats.org/officeDocument/2006/relationships" xmlns:m="http://schemas.openxmlformats.org/officeDocument/2006/math" xmlns:v="urn:schemas-microsoft-com:vml" xmlns:wp14="http://schemas.microsoft.com/office/word/2010/wordprocessingDrawing" xmlns:wp="http://schemas.openxmlformats.org/drawingml/2006/wordprocessingDrawing" xmlns:w10="urn:schemas-microsoft-com:office:word" xmlns:w="http://schemas.openxmlformats.org/wordprocessingml/2006/main" xmlns:w14="http://schemas.microsoft.com/office/word/2010/wordml" xmlns:w15="http://schemas.microsoft.com/office/word/2012/wordml" xmlns:w16cex="http://schemas.microsoft.com/office/word/2018/wordml/cex" xmlns:w16cid="http://schemas.microsoft.com/office/word/2016/wordml/cid" xmlns:w16="http://schemas.microsoft.com/office/word/2018/wordml" xmlns:w16du="http://schemas.microsoft.com/office/word/2023/wordml/word16du" xmlns:w16sdtdh="http://schemas.microsoft.com/office/word/2020/wordml/sdtdatahash" xmlns:w16sdtfl="http://schemas.microsoft.com/office/word/2024/wordml/sdtformatlock" xmlns:w16se="http://schemas.microsoft.com/office/word/2015/wordml/symex" xmlns:wpg="http://schemas.microsoft.com/office/word/2010/wordprocessingGroup" xmlns:wpi="http://schemas.microsoft.com/office/word/2010/wordprocessingInk" xmlns:wne="http://schemas.microsoft.com/office/word/2006/wordml" xmlns:wps="http://schemas.microsoft.com/office/word/2010/wordprocessingShape" mc:Ignorable="w14 w15 w16se w16cid w16 w16cex w16sdtdh w16sdtfl w16du wp14">
+  <w:p>
+    <w:pPr>
       <w:tabs>
         <w:tab w:val="center" w:pos="4680"/>
         <w:tab w:val="right" w:pos="9360"/>
@@ -18949,7 +19034,7 @@
           <v:path o:extrusionok="f" gradientshapeok="t" o:connecttype="rect"/>
           <o:lock v:ext="edit" aspectratio="t"/>
         </v:shapetype>
-        <v:shape id="_x0000_i1025" type="#_x0000_t75" style="width:61.2pt;height:53.4pt">
+        <v:shape id="_x0000_i1025" type="#_x0000_t75" style="width:60.75pt;height:53.25pt">
           <v:imagedata r:id="rId2" o:title=""/>
         </v:shape>
       </w:pict>
@@ -18958,7 +19043,7 @@
 </w:hdr>
 </file>
 
-<file path=word/header2.xml><?xml version="1.0" encoding="utf-8"?>
+<file path=word/header3.xml><?xml version="1.0" encoding="utf-8"?>
 <w:hdr xmlns:wpc="http://schemas.microsoft.com/office/word/2010/wordprocessingCanvas" xmlns:cx="http://schemas.microsoft.com/office/drawing/2014/chartex" xmlns:cx1="http://schemas.microsoft.com/office/drawing/2015/9/8/chartex" xmlns:cx2="http://schemas.microsoft.com/office/drawing/2015/10/21/chartex" xmlns:cx3="http://schemas.microsoft.com/office/drawing/2016/5/9/chartex" xmlns:cx4="http://schemas.microsoft.com/office/drawing/2016/5/10/chartex" xmlns:cx5="http://schemas.microsoft.com/office/drawing/2016/5/11/chartex" xmlns:cx6="http://schemas.microsoft.com/office/drawing/2016/5/12/chartex" xmlns:cx7="http://schemas.microsoft.com/office/drawing/2016/5/13/chartex" xmlns:cx8="http://schemas.microsoft.com/office/drawing/2016/5/14/chartex" xmlns:mc="http://schemas.openxmlformats.org/markup-compatibility/2006" xmlns:aink="http://schemas.microsoft.com/office/drawing/2016/ink" xmlns:am3d="http://schemas.microsoft.com/office/drawing/2017/model3d" xmlns:o="urn:schemas-microsoft-com:office:office" xmlns:oel="http://schemas.microsoft.com/office/2019/extlst" xmlns:r="http://schemas.openxmlformats.org/officeDocument/2006/relationships" xmlns:m="http://schemas.openxmlformats.org/officeDocument/2006/math" xmlns:v="urn:schemas-microsoft-com:vml" xmlns:wp14="http://schemas.microsoft.com/office/word/2010/wordprocessingDrawing" xmlns:wp="http://schemas.openxmlformats.org/drawingml/2006/wordprocessingDrawing" xmlns:w10="urn:schemas-microsoft-com:office:word" xmlns:w="http://schemas.openxmlformats.org/wordprocessingml/2006/main" xmlns:w14="http://schemas.microsoft.com/office/word/2010/wordml" xmlns:w15="http://schemas.microsoft.com/office/word/2012/wordml" xmlns:w16cex="http://schemas.microsoft.com/office/word/2018/wordml/cex" xmlns:w16cid="http://schemas.microsoft.com/office/word/2016/wordml/cid" xmlns:w16="http://schemas.microsoft.com/office/word/2018/wordml" xmlns:w16du="http://schemas.microsoft.com/office/word/2023/wordml/word16du" xmlns:w16sdtdh="http://schemas.microsoft.com/office/word/2020/wordml/sdtdatahash" xmlns:w16sdtfl="http://schemas.microsoft.com/office/word/2024/wordml/sdtformatlock" xmlns:w16se="http://schemas.microsoft.com/office/word/2015/wordml/symex" xmlns:wpg="http://schemas.microsoft.com/office/word/2010/wordprocessingGroup" xmlns:wpi="http://schemas.microsoft.com/office/word/2010/wordprocessingInk" xmlns:wne="http://schemas.microsoft.com/office/word/2006/wordml" xmlns:wps="http://schemas.microsoft.com/office/word/2010/wordprocessingShape" mc:Ignorable="w14 w15 w16se w16cid w16 w16cex w16sdtdh w16sdtfl w16du wp14">
   <w:p>
     <w:pPr>
@@ -18980,7 +19065,7 @@
 </w:hdr>
 </file>
 
-<file path=word/header3.xml><?xml version="1.0" encoding="utf-8"?>
+<file path=word/header4.xml><?xml version="1.0" encoding="utf-8"?>
 <w:hdr xmlns:wpc="http://schemas.microsoft.com/office/word/2010/wordprocessingCanvas" xmlns:cx="http://schemas.microsoft.com/office/drawing/2014/chartex" xmlns:cx1="http://schemas.microsoft.com/office/drawing/2015/9/8/chartex" xmlns:cx2="http://schemas.microsoft.com/office/drawing/2015/10/21/chartex" xmlns:cx3="http://schemas.microsoft.com/office/drawing/2016/5/9/chartex" xmlns:cx4="http://schemas.microsoft.com/office/drawing/2016/5/10/chartex" xmlns:cx5="http://schemas.microsoft.com/office/drawing/2016/5/11/chartex" xmlns:cx6="http://schemas.microsoft.com/office/drawing/2016/5/12/chartex" xmlns:cx7="http://schemas.microsoft.com/office/drawing/2016/5/13/chartex" xmlns:cx8="http://schemas.microsoft.com/office/drawing/2016/5/14/chartex" xmlns:mc="http://schemas.openxmlformats.org/markup-compatibility/2006" xmlns:aink="http://schemas.microsoft.com/office/drawing/2016/ink" xmlns:am3d="http://schemas.microsoft.com/office/drawing/2017/model3d" xmlns:o="urn:schemas-microsoft-com:office:office" xmlns:oel="http://schemas.microsoft.com/office/2019/extlst" xmlns:r="http://schemas.openxmlformats.org/officeDocument/2006/relationships" xmlns:m="http://schemas.openxmlformats.org/officeDocument/2006/math" xmlns:v="urn:schemas-microsoft-com:vml" xmlns:wp14="http://schemas.microsoft.com/office/word/2010/wordprocessingDrawing" xmlns:wp="http://schemas.openxmlformats.org/drawingml/2006/wordprocessingDrawing" xmlns:w10="urn:schemas-microsoft-com:office:word" xmlns:w="http://schemas.openxmlformats.org/wordprocessingml/2006/main" xmlns:w14="http://schemas.microsoft.com/office/word/2010/wordml" xmlns:w15="http://schemas.microsoft.com/office/word/2012/wordml" xmlns:w16cex="http://schemas.microsoft.com/office/word/2018/wordml/cex" xmlns:w16cid="http://schemas.microsoft.com/office/word/2016/wordml/cid" xmlns:w16="http://schemas.microsoft.com/office/word/2018/wordml" xmlns:w16du="http://schemas.microsoft.com/office/word/2023/wordml/word16du" xmlns:w16sdtdh="http://schemas.microsoft.com/office/word/2020/wordml/sdtdatahash" xmlns:w16sdtfl="http://schemas.microsoft.com/office/word/2024/wordml/sdtformatlock" xmlns:w16se="http://schemas.microsoft.com/office/word/2015/wordml/symex" xmlns:wpg="http://schemas.microsoft.com/office/word/2010/wordprocessingGroup" xmlns:wpi="http://schemas.microsoft.com/office/word/2010/wordprocessingInk" xmlns:wne="http://schemas.microsoft.com/office/word/2006/wordml" xmlns:wps="http://schemas.microsoft.com/office/word/2010/wordprocessingShape" mc:Ignorable="w14 w15 w16se w16cid w16 w16cex w16sdtdh w16sdtfl w16du wp14">
   <w:p>
     <w:pPr>
@@ -19049,7 +19134,7 @@
                       </v:handles>
                       <o:lock v:ext="edit" text="t" shapetype="t"/>
                     </v:shapetype>
-                    <v:shape id="_x0000_i1035" type="#_x0000_t172" style="width:484.2pt;height:645.6pt" fillcolor="#d6e3bc" stroked="f">
+                    <v:shape id="_x0000_i1035" type="#_x0000_t172" style="width:484.5pt;height:645.75pt" fillcolor="#d6e3bc" stroked="f">
                       <v:fill opacity=".25"/>
                       <v:stroke r:id="rId1" o:title=""/>
                       <v:shadow color="#868686"/>
@@ -19352,7 +19437,7 @@
           <v:path o:extrusionok="f" gradientshapeok="t" o:connecttype="rect"/>
           <o:lock v:ext="edit" aspectratio="t"/>
         </v:shapetype>
-        <v:shape id="_x0000_i1036" type="#_x0000_t75" style="width:61.2pt;height:53.4pt">
+        <v:shape id="_x0000_i1036" type="#_x0000_t75" style="width:60.75pt;height:53.25pt">
           <v:imagedata r:id="rId3" o:title=""/>
         </v:shape>
       </w:pict>
@@ -19383,7 +19468,7 @@
 </w:hdr>
 </file>
 
-<file path=word/header4.xml><?xml version="1.0" encoding="utf-8"?>
+<file path=word/header5.xml><?xml version="1.0" encoding="utf-8"?>
 <w:hdr xmlns:wpc="http://schemas.microsoft.com/office/word/2010/wordprocessingCanvas" xmlns:cx="http://schemas.microsoft.com/office/drawing/2014/chartex" xmlns:cx1="http://schemas.microsoft.com/office/drawing/2015/9/8/chartex" xmlns:cx2="http://schemas.microsoft.com/office/drawing/2015/10/21/chartex" xmlns:cx3="http://schemas.microsoft.com/office/drawing/2016/5/9/chartex" xmlns:cx4="http://schemas.microsoft.com/office/drawing/2016/5/10/chartex" xmlns:cx5="http://schemas.microsoft.com/office/drawing/2016/5/11/chartex" xmlns:cx6="http://schemas.microsoft.com/office/drawing/2016/5/12/chartex" xmlns:cx7="http://schemas.microsoft.com/office/drawing/2016/5/13/chartex" xmlns:cx8="http://schemas.microsoft.com/office/drawing/2016/5/14/chartex" xmlns:mc="http://schemas.openxmlformats.org/markup-compatibility/2006" xmlns:aink="http://schemas.microsoft.com/office/drawing/2016/ink" xmlns:am3d="http://schemas.microsoft.com/office/drawing/2017/model3d" xmlns:o="urn:schemas-microsoft-com:office:office" xmlns:oel="http://schemas.microsoft.com/office/2019/extlst" xmlns:r="http://schemas.openxmlformats.org/officeDocument/2006/relationships" xmlns:m="http://schemas.openxmlformats.org/officeDocument/2006/math" xmlns:v="urn:schemas-microsoft-com:vml" xmlns:wp14="http://schemas.microsoft.com/office/word/2010/wordprocessingDrawing" xmlns:wp="http://schemas.openxmlformats.org/drawingml/2006/wordprocessingDrawing" xmlns:w10="urn:schemas-microsoft-com:office:word" xmlns:w="http://schemas.openxmlformats.org/wordprocessingml/2006/main" xmlns:w14="http://schemas.microsoft.com/office/word/2010/wordml" xmlns:w15="http://schemas.microsoft.com/office/word/2012/wordml" xmlns:w16cex="http://schemas.microsoft.com/office/word/2018/wordml/cex" xmlns:w16cid="http://schemas.microsoft.com/office/word/2016/wordml/cid" xmlns:w16="http://schemas.microsoft.com/office/word/2018/wordml" xmlns:w16du="http://schemas.microsoft.com/office/word/2023/wordml/word16du" xmlns:w16sdtdh="http://schemas.microsoft.com/office/word/2020/wordml/sdtdatahash" xmlns:w16sdtfl="http://schemas.microsoft.com/office/word/2024/wordml/sdtformatlock" xmlns:w16se="http://schemas.microsoft.com/office/word/2015/wordml/symex" xmlns:wpg="http://schemas.microsoft.com/office/word/2010/wordprocessingGroup" xmlns:wpi="http://schemas.microsoft.com/office/word/2010/wordprocessingInk" xmlns:wne="http://schemas.microsoft.com/office/word/2006/wordml" xmlns:wps="http://schemas.microsoft.com/office/word/2010/wordprocessingShape" mc:Ignorable="w14 w15 w16se w16cid w16 w16cex w16sdtdh w16sdtfl w16du wp14">
   <w:p>
     <w:pPr>
@@ -20448,15 +20533,6 @@
   </w:num>
   <w:num w:numId="10" w16cid:durableId="1235772557">
     <w:abstractNumId w:val="3"/>
-    <w:lvlOverride w:ilvl="0"/>
-    <w:lvlOverride w:ilvl="1"/>
-    <w:lvlOverride w:ilvl="2"/>
-    <w:lvlOverride w:ilvl="3"/>
-    <w:lvlOverride w:ilvl="4"/>
-    <w:lvlOverride w:ilvl="5"/>
-    <w:lvlOverride w:ilvl="6"/>
-    <w:lvlOverride w:ilvl="7"/>
-    <w:lvlOverride w:ilvl="8"/>
   </w:num>
 </w:numbering>
 </file>
